--- a/results_15k_fitness/REPORT.docx
+++ b/results_15k_fitness/REPORT.docx
@@ -4946,18 +4946,18 @@
               <w:pStyle w:val="Compact"/>
             </w:pPr>
             <w:r>
-              <w:t xml:space="preserve">0.963</w:t>
-            </w:r>
-          </w:p>
-        </w:tc>
-        <w:tc>
-          <w:tcPr/>
-          <w:p>
-            <w:pPr>
-              <w:pStyle w:val="Compact"/>
-            </w:pPr>
-            <w:r>
-              <w:t xml:space="preserve">-3.70</w:t>
+              <w:t xml:space="preserve">0.964</w:t>
+            </w:r>
+          </w:p>
+        </w:tc>
+        <w:tc>
+          <w:tcPr/>
+          <w:p>
+            <w:pPr>
+              <w:pStyle w:val="Compact"/>
+            </w:pPr>
+            <w:r>
+              <w:t xml:space="preserve">-3.86</w:t>
             </w:r>
           </w:p>
         </w:tc>
@@ -5025,7 +5025,7 @@
               <w:pStyle w:val="Compact"/>
             </w:pPr>
             <w:r>
-              <w:t xml:space="preserve">-3.01</w:t>
+              <w:t xml:space="preserve">-3.06</w:t>
             </w:r>
           </w:p>
         </w:tc>
@@ -5161,7 +5161,7 @@
               <w:pStyle w:val="Compact"/>
             </w:pPr>
             <w:r>
-              <w:t xml:space="preserve">-0.90</w:t>
+              <w:t xml:space="preserve">-0.91</w:t>
             </w:r>
           </w:p>
         </w:tc>
@@ -25535,7 +25535,7 @@
         <w:rPr>
           <w:rStyle w:val="VerbatimChar"/>
         </w:rPr>
-        <w:t xml:space="preserve">LAMDIS_TICK_RATE=10 LAMDIS_BEDROCK_RPS=99</w:t>
+        <w:t xml:space="preserve">NFS_TICK_RATE=10 NFS_BEDROCK_RPS=99</w:t>
       </w:r>
       <w:r>
         <w:t xml:space="preserve"> </w:t>

--- a/results_15k_fitness/REPORT.docx
+++ b/results_15k_fitness/REPORT.docx
@@ -75,7 +75,7 @@
         <w:pStyle w:val="FirstParagraph"/>
       </w:pPr>
       <w:r>
-        <w:t xml:space="preserve">We test whether a fixed, non-fine-tuned large language model can become adaptively useful in an embodied multi-agent population when selection pressure acts on the heritable communication substrate around the model — production bias, perception attention, emission gating — rather than on the model itself. Across 140 controlled runs (7 arms × 20 seeds × 15,000 ticks) in a predator-resource grid world,</w:t>
+        <w:t xml:space="preserve">We test whether a fixed, non-fine-tuned large language model becomes adaptively useful in an embodied multi-agent population when selection pressure acts on the heritable communication substrate around the model rather than on model weights. Across 140 controlled runs (7 arms × 20 seeds × 15,000 ticks) in a predator-resource grid world,</w:t>
       </w:r>
       <w:r>
         <w:t xml:space="preserve"> </w:t>
@@ -91,32 +91,7 @@
         <w:t xml:space="preserve"> </w:t>
       </w:r>
       <w:r>
-        <w:t xml:space="preserve">The full-stack LLM condition (D, pop AUC 233,291) did not outperform a frozen-substrate LLM baseline (B, 254,786), the mute control (A, 252,650), replay-randomized LLM (F, 233,235), scrambled LLM (E, 229,505), or uniform-noise no-LLM (G, 233,046). Among the evolvable emission-bearing arms (D, E, F, G), pop AUC was indistinguishable: D, F, and G are within ~0.1% of each other and E within ~2%. Under a paired-seed bootstrap, no LLM-vs-control comparison crosses the 95% threshold in the predicted direction: P(D &gt; B) ≈ 36% (negative), P(D &gt; F) ≈ 52%, P(D &gt; G) ≈ 63%, P(F &gt; G) ≈ 56%, all with Cohen’s d at or below 0.10 and 95% CIs straddling zero. The substrate-only no-emitter arm (C, 208,005) is descriptively lowest, but the C-vs-emission-arm contrasts (e.g., G &gt; C) sit at P ≈ 71% with CIs that include zero, so the data are suggestive but not statistically load-bearing on</w:t>
-      </w:r>
-      <w:r>
-        <w:t xml:space="preserve"> </w:t>
-      </w:r>
-      <w:r>
-        <w:t xml:space="preserve">“any emissions help”</w:t>
-      </w:r>
-      <w:r>
-        <w:t xml:space="preserve">.</w:t>
-      </w:r>
-      <w:r>
-        <w:t xml:space="preserve"> </w:t>
-      </w:r>
-      <w:r>
-        <w:rPr>
-          <w:b/>
-          <w:bCs/>
-        </w:rPr>
-        <w:t xml:space="preserve">These results suggest that in this environment, with this substrate complexity and this model scale, the LLM’s context-sensitive emissions are not a measurable source of fitness advantage.</w:t>
-      </w:r>
-      <w:r>
-        <w:t xml:space="preserve"> </w:t>
-      </w:r>
-      <w:r>
-        <w:t xml:space="preserve">The cleanest internal contrast — F vs G, same evolvable substrate, differing only on emission-source identity — gives a coin flip (P ≈ 56%, d ≈ 0.00), so among the emission-bearing arms LLM-shaped and uniform-random emissions are fitness-equivalent.</w:t>
+        <w:t xml:space="preserve">The full-stack treatment (D) did not outperform the frozen-substrate LLM baseline (B), the mute control (A), replay-randomized LLM (F), scrambled LLM (E), or uniform-noise no-LLM (G). Among the four evolvable emission-bearing arms (D, E, F, G), population AUC was indistinguishable — D, F, G within ~0.1% of each other and E within ~2%. The cleanest internal contrast (F vs G, same substrate, differing only on emission-source identity) gave a coin flip (P ≈ 56%, Cohen’s d ≈ 0.00). Under a paired-seed bootstrap, no LLM-vs-control comparison crossed 95% in the predicted direction: P(D &gt; B) ≈ 36% (negative), P(D &gt; F) ≈ 52%, P(D &gt; G) ≈ 63%, all with Cohen’s d ≤ 0.10 and 95% CIs straddling zero. The no-emitter arm (C) was descriptively lowest, but the C-vs-emission contrasts did not cross 95%, so the data are suggestive but underpowered on whether emissions per se aid fitness.</w:t>
       </w:r>
     </w:p>
     <w:p>
@@ -128,13 +103,13 @@
           <w:b/>
           <w:bCs/>
         </w:rPr>
-        <w:t xml:space="preserve">At the receiver-behavior level, however, emission sources are not interchangeable.</w:t>
-      </w:r>
-      <w:r>
-        <w:t xml:space="preserve"> </w:t>
-      </w:r>
-      <w:r>
-        <w:t xml:space="preserve">A behavioral receiver-response analysis — per-VOCALIZE event log of every receiver within audio radius, plus 50-tick outcome window per event — shows that non-emitter receivers move differently depending on what they hear. Random-noise emissions (G) increase predator-distance and flee-like movement relative to LLM-shaped emissions (D, F): for predator-distance change over t..t+3, P(D &gt; G) = 0–4% across heard-strength thresholds (95% CI of the diff-of-diffs excludes zero on n = 16–19 seeds with predators present). The internal control F vs G — same evolvable substrate, differing only on emission-source identity — also diverges (P(F &gt; G) ≈ 0% on the same metric). Effects are statistically robust but modest in magnitude (~0.1–0.2 predator-distance units per heard event). Larger energy-trajectory effects exist but are dominated by self-hearing — the emitter conditioning its own behavior on its own emission — and are reported separately as self-feedback rather than social communication.</w:t>
+        <w:t xml:space="preserve">Receiver-response analysis on a separate instrumented run</w:t>
+      </w:r>
+      <w:r>
+        <w:t xml:space="preserve"> </w:t>
+      </w:r>
+      <w:r>
+        <w:t xml:space="preserve">(logger on; trajectory-level fitness from this run is not used because behavioral logging perturbs extinction timing in stressed runs) shows that non-emitter receivers move differently after hearing different emission shapes. Random-noise emissions (G) produce more flee-like movement than LLM-shaped emissions (D, F): for predator-distance change over t..t+3, P(D &gt; G) ≈ 0–4% across heard-strength thresholds with 95% CIs excluding zero (n = 16–19 seeds with predators present). The internal control F vs G also diverges (P(F &gt; G) ≈ 0%) on the same metric. Effects are statistically robust but modest in magnitude (~0.1–0.2 predator-distance units per heard event). Larger energy-trajectory effects exist but are dominated by self-hearing and reported separately as self-feedback rather than social communication.</w:t>
       </w:r>
     </w:p>
     <w:p>
@@ -142,23 +117,17 @@
         <w:pStyle w:val="BodyText"/>
       </w:pPr>
       <w:r>
-        <w:t xml:space="preserve">Our methodological contribution is two-sided:</w:t>
-      </w:r>
-      <w:r>
-        <w:t xml:space="preserve"> </w:t>
-      </w:r>
-      <w:r>
         <w:rPr>
           <w:b/>
           <w:bCs/>
         </w:rPr>
-        <w:t xml:space="preserve">matched-noise and semantics-broken controls can reveal whether LLM-agent fitness gains come from model intelligence or from persistent emission channels coupled to adaptive scaffolding; and behavioral receiver-response analysis can reveal that fitness-equivalent emission sources are not behaviorally equivalent.</w:t>
-      </w:r>
-      <w:r>
-        <w:t xml:space="preserve"> </w:t>
-      </w:r>
-      <w:r>
-        <w:t xml:space="preserve">Population-level fitness metrics can hide behavioral differences, and behavioral differences can include both social receiver-response and non-social self-feedback. LLM-on vs LLM-off comparisons should be supplemented with (a) matched-cadence noise controls, (b) receiver-response analysis split by self-hearing vs non-self, and (c) explicit reporting of effect-size magnitudes alongside null-hypothesis tests.</w:t>
+        <w:t xml:space="preserve">Methodological contribution.</w:t>
+      </w:r>
+      <w:r>
+        <w:t xml:space="preserve"> </w:t>
+      </w:r>
+      <w:r>
+        <w:t xml:space="preserve">Matched-noise and semantics-broken controls reveal that LLM-shaped emissions are not fitness-load-bearing here, even though emission source affects receiver behavior. Population fitness alone can hide behavioral discrimination. LLM-agent comparisons should be supplemented with (a) approximately cadence-matched random-emitter controls, (b) receiver-response analysis split by self-hearing vs non-self, and (c) explicit reporting of effect-size magnitudes alongside null-hypothesis tests.</w:t>
       </w:r>
     </w:p>
     <w:bookmarkEnd w:id="9"/>
@@ -306,7 +275,7 @@
         <w:pStyle w:val="BodyText"/>
       </w:pPr>
       <w:r>
-        <w:t xml:space="preserve">Our contribution is methodological as much as empirical: (1) without matched-cadence noise controls, LLM-agent experiments can misattribute fitness gains arising from persistent signaling channels to model intelligence; (2) population-fitness metrics can hide behavioral differences between fitness-equivalent emission sources; (3) reporting effect-size magnitudes (Cohen’s d) alongside null-hypothesis tests prevents 95%-threshold false-positives from driving the narrative. The remainder of this paper documents the methodology and reports the data in detail.</w:t>
+        <w:t xml:space="preserve">Our contribution is methodological as much as empirical: (1) without approximately cadence-matched noise controls, LLM-agent experiments can misattribute fitness gains arising from persistent signaling channels to model intelligence; (2) population-fitness metrics can hide behavioral differences between fitness-equivalent emission sources; (3) reporting effect-size magnitudes (Cohen’s d) alongside null-hypothesis tests prevents 95%-threshold false-positives from driving the narrative. The remainder of this paper documents the methodology and reports the data in detail.</w:t>
       </w:r>
     </w:p>
     <w:bookmarkEnd w:id="10"/>
@@ -3492,23 +3461,7 @@
         <w:t xml:space="preserve"> </w:t>
       </w:r>
       <w:r>
-        <w:t xml:space="preserve">B (LLM with frozen substrate) and A (mute control) are tied at the top, with pop AUCs within ~1% of each other. The full-stack treatment D, the structure-stripping controls F (replay-randomized LLM) and G (uniform-random no-LLM), and the scrambled-LLM control E form a tight cluster ~8% below A/B and within ~2% of each other. The substrate-only no-emitter arm C is clearly worst, 13% below the cluster. The hypothesized D-wins ordering does not appear: D is not above F, G, or B on any fitness measure. The single robust feature of the data is</w:t>
-      </w:r>
-      <w:r>
-        <w:t xml:space="preserve"> </w:t>
-      </w:r>
-      <w:r>
-        <w:rPr>
-          <w:b/>
-          <w:bCs/>
-        </w:rPr>
-        <w:t xml:space="preserve">C &lt; everything-else</w:t>
-      </w:r>
-      <w:r>
-        <w:t xml:space="preserve"> </w:t>
-      </w:r>
-      <w:r>
-        <w:t xml:space="preserve">— having any persistent 8-vector emission stream (LLM-shaped, scrambled, replayed, or pure noise) improves fitness over no emissions, but the source’s content does not differentiate among the emission-bearing arms.</w:t>
+        <w:t xml:space="preserve">B (LLM with frozen substrate) and A (mute control) are tied at the top, with pop AUCs within ~1% of each other. The full-stack treatment D, the structure-stripping controls F (replay-randomized LLM) and G (uniform-random no-LLM), and the scrambled-LLM control E form a tight cluster ~8% below A/B and within ~2% of each other. The substrate-only no-emitter arm C is descriptively lowest, ~13% below the cluster. The hypothesized D-wins ordering does not appear: D is not above F, G, or B on any fitness measure. The clearest descriptive pattern is C-at-the-bottom, but the C-vs-emission contrasts (D &gt; C, G &gt; C) only reach P ≈ 71% under the paired-seed bootstrap, with 95% CIs that include zero — the data are consistent with a possible cadence effect relative to C, but this remains underpowered at n=20 and should not be treated as load-bearing. Among the emission-bearing arms (D, E, F, G), the source’s content does not differentiate population AUC.</w:t>
       </w:r>
     </w:p>
     <w:bookmarkEnd w:id="28"/>
@@ -4247,7 +4200,7 @@
               <w:pStyle w:val="Compact"/>
             </w:pPr>
             <w:r>
-              <w:t xml:space="preserve">LLM vs matched-cadence noise</w:t>
+              <w:t xml:space="preserve">LLM vs cadence-targeted noise</w:t>
             </w:r>
           </w:p>
         </w:tc>
@@ -4741,7 +4694,7 @@
         <w:t xml:space="preserve"> </w:t>
       </w:r>
       <w:r>
-        <w:t xml:space="preserve">populations with random emissions and an evolvable substrate (G) by a small margin (P(B &gt; G) ≈ 75% paired-seed). This is the opposite of the usual reading of substrate-evolution results, where evolvable interpretation is expected to compound any signal advantage. The simplest reading is that an evolvable substrate around content-free emissions does not help relative to a frozen substrate; either the substrate genome is too narrow to extract differential signal, or the cadence-only effect (C &lt; everything-else) is the only real fitness contribution emissions make in this regime.</w:t>
+        <w:t xml:space="preserve">populations with random emissions and an evolvable substrate (G) by a small margin (P(B &gt; G) ≈ 75% paired-seed). This is the opposite of the usual reading of substrate-evolution results, where evolvable interpretation is expected to compound any signal advantage. The simplest reading is that an evolvable substrate around content-free emissions does not help relative to a frozen substrate; either the substrate genome is too narrow to extract differential signal, or any descriptive cadence effect relative to C is the only fitness contribution emissions make in this regime — though we cannot resolve this at n=20.</w:t>
       </w:r>
     </w:p>
     <w:bookmarkEnd w:id="36"/>
@@ -4957,7 +4910,7 @@
               <w:pStyle w:val="Compact"/>
             </w:pPr>
             <w:r>
-              <w:t xml:space="preserve">-3.86</w:t>
+              <w:t xml:space="preserve">-3.92</w:t>
             </w:r>
           </w:p>
         </w:tc>
@@ -5014,18 +4967,18 @@
               <w:pStyle w:val="Compact"/>
             </w:pPr>
             <w:r>
-              <w:t xml:space="preserve">0.939</w:t>
-            </w:r>
-          </w:p>
-        </w:tc>
-        <w:tc>
-          <w:tcPr/>
-          <w:p>
-            <w:pPr>
-              <w:pStyle w:val="Compact"/>
-            </w:pPr>
-            <w:r>
-              <w:t xml:space="preserve">-3.06</w:t>
+              <w:t xml:space="preserve">0.940</w:t>
+            </w:r>
+          </w:p>
+        </w:tc>
+        <w:tc>
+          <w:tcPr/>
+          <w:p>
+            <w:pPr>
+              <w:pStyle w:val="Compact"/>
+            </w:pPr>
+            <w:r>
+              <w:t xml:space="preserve">-2.98</w:t>
             </w:r>
           </w:p>
         </w:tc>
@@ -5161,7 +5114,7 @@
               <w:pStyle w:val="Compact"/>
             </w:pPr>
             <w:r>
-              <w:t xml:space="preserve">-0.91</w:t>
+              <w:t xml:space="preserve">-0.90</w:t>
             </w:r>
           </w:p>
         </w:tc>
@@ -5433,7 +5386,7 @@
         <w:pStyle w:val="BodyText"/>
       </w:pPr>
       <w:r>
-        <w:t xml:space="preserve">D, E, F, and G sustain larger populations later in the run than A, B, or C. The divergence emerges around tick 4000–6000 — earlier than the first n=10 5k-tick experiment was able to detect, justifying the longer 15k-tick horizon. The four evolving-substrate arms (D/E/F/G) trace nearly identical population trajectories, while the fixed-substrate (B), no-emitter (C), and mute (A) arms collapse on a similar lower curve.</w:t>
+        <w:t xml:space="preserve">A and B remain strongest by population AUC; D/F/G/E form a tightly clustered band below A/B; C is lowest. Trajectories for the four evolvable emission-bearing arms (D/E/F/G) are visually indistinguishable through most of the run, consistent with the fitness-AUC clustering. The longer 15k-tick horizon is justified by the slow emergence of the A/B vs D/E/F/G separation, which stabilizes only after ~6000 ticks.</w:t>
       </w:r>
     </w:p>
     <w:bookmarkEnd w:id="48"/>
@@ -5506,7 +5459,7 @@
         <w:pStyle w:val="BodyText"/>
       </w:pPr>
       <w:r>
-        <w:t xml:space="preserve">The survival curves show the same A/B ≈ floor, C below, D/E/F/G clustered above pattern that the fitness ladder shows, but as a function of time: the evolvable-substrate-with-emissions arms maintain near-full survival much longer, and the no-emission or fixed-substrate arms drop steadily from early ticks. The four upper curves (D/E/F/G) are visually indistinguishable through most of the run, consistent with the fitness-AUC clustering.</w:t>
+        <w:t xml:space="preserve">The survival curves track the fitness ladder: A and B have the highest survival fractions at the horizon, D/F/G/E cluster slightly below, and C drops steadily from early ticks. The D/E/F/G curves are visually indistinguishable through most of the run, consistent with the AUC clustering and the null pairwise contrasts among those four arms.</w:t>
       </w:r>
     </w:p>
     <w:bookmarkEnd w:id="52"/>
@@ -5524,7 +5477,74 @@
         <w:pStyle w:val="FirstParagraph"/>
       </w:pPr>
       <w:r>
-        <w:t xml:space="preserve">Population-fitness convergence between LLM-shaped (D, E, F) and matched-random (G) emission sources raises the question reviewers immediately ask: did</w:t>
+        <w:rPr>
+          <w:b/>
+          <w:bCs/>
+        </w:rPr>
+        <w:t xml:space="preserve">Note on dataset.</w:t>
+      </w:r>
+      <w:r>
+        <w:t xml:space="preserve"> </w:t>
+      </w:r>
+      <w:r>
+        <w:t xml:space="preserve">Because event-level logs are required, all analyses in this section are computed from the</w:t>
+      </w:r>
+      <w:r>
+        <w:t xml:space="preserve"> </w:t>
+      </w:r>
+      <w:r>
+        <w:rPr>
+          <w:i/>
+          <w:iCs/>
+        </w:rPr>
+        <w:t xml:space="preserve">instrumented</w:t>
+      </w:r>
+      <w:r>
+        <w:t xml:space="preserve"> </w:t>
+      </w:r>
+      <w:r>
+        <w:t xml:space="preserve">run (</w:t>
+      </w:r>
+      <w:r>
+        <w:rPr>
+          <w:rStyle w:val="VerbatimChar"/>
+        </w:rPr>
+        <w:t xml:space="preserve">results_15k_behavioral/</w:t>
+      </w:r>
+      <w:r>
+        <w:t xml:space="preserve">,</w:t>
+      </w:r>
+      <w:r>
+        <w:t xml:space="preserve"> </w:t>
+      </w:r>
+      <w:r>
+        <w:rPr>
+          <w:rStyle w:val="VerbatimChar"/>
+        </w:rPr>
+        <w:t xml:space="preserve">--log-behavioral</w:t>
+      </w:r>
+      <w:r>
+        <w:t xml:space="preserve"> </w:t>
+      </w:r>
+      <w:r>
+        <w:t xml:space="preserve">on), which is a separate set of trajectories from the uninstrumented fitness grid (</w:t>
+      </w:r>
+      <w:r>
+        <w:rPr>
+          <w:rStyle w:val="VerbatimChar"/>
+        </w:rPr>
+        <w:t xml:space="preserve">results_15k_fitness/</w:t>
+      </w:r>
+      <w:r>
+        <w:t xml:space="preserve">) used in §3. The behavioral logger was found to alter extinction timing in stressed runs, so trajectory-level fitness from the instrumented run is not used. These results are interpreted strictly as conditional behavioral evidence — i.e., what receivers do given a heard event in whichever trajectory the instrumented run produced — not as a causal explanation of the uninstrumented fitness ranking.</w:t>
+      </w:r>
+    </w:p>
+    <w:p>
+      <w:pPr>
+        <w:pStyle w:val="BodyText"/>
+      </w:pPr>
+      <w:r>
+        <w:t xml:space="preserve">Population-fitness convergence between LLM-shaped (D, E, F) and approximately-cadence-matched random (G) emission sources raises the question reviewers immediately ask: did</w:t>
       </w:r>
       <w:r>
         <w:t xml:space="preserve"> </w:t>
@@ -11147,20 +11167,7 @@
         <w:pStyle w:val="BodyText"/>
       </w:pPr>
       <w:r>
-        <w:t xml:space="preserve">At the population-fitness level, the only robust contrast is</w:t>
-      </w:r>
-      <w:r>
-        <w:t xml:space="preserve"> </w:t>
-      </w:r>
-      <w:r>
-        <w:rPr>
-          <w:b/>
-          <w:bCs/>
-        </w:rPr>
-        <w:t xml:space="preserve">C &lt; everything-else</w:t>
-      </w:r>
-      <w:r>
-        <w:t xml:space="preserve">: populations with no audio emissions fare worse than populations with any persistent 8-vector emission stream. Beyond that single cadence effect, the seven arms collapse into two indistinguishable tiers: A and B at the top (~253k pop AUC), and D, E, F, G clustered ~8% below (~230k pop AUC). The LLM-vs-control contrasts P(D &gt; B), P(D &gt; E), P(D &gt; F), and P(D &gt; G) all fail to cross 95% under the paired-seed bootstrap, with Cohen’s d at or below 0.10. Arm G (no-LLM uniform noise at matched cadence) is statistically indistinguishable from arm D (full LLM stack) on population AUC, and arm B (LLM with frozen substrate) actually slightly outperforms D — opposite to the hypothesized direction.</w:t>
+        <w:t xml:space="preserve">At the population-fitness level, the seven arms collapse into two indistinguishable tiers: A and B at the top (~253k pop AUC), and D, E, F, G clustered ~8% below (~230k pop AUC). Arm C (substrate-only, no-emitter) is descriptively lowest at ~208k, but the C-vs-emission contrasts (D &gt; C, G &gt; C) sit at P ≈ 71% with 95% CIs that include zero, so we treat C-at-the-bottom as a suggestive descriptive pattern rather than a load-bearing result. The LLM-vs-control contrasts P(D &gt; B), P(D &gt; E), P(D &gt; F), and P(D &gt; G) all fail to cross 95% under the paired-seed bootstrap, with Cohen’s d at or below 0.10. Arm G (no-LLM uniform noise at approximately matched cadence) is statistically indistinguishable from arm D (full LLM stack) on population AUC, and arm B (LLM with frozen substrate) actually slightly outperforms D — opposite to the hypothesized direction.</w:t>
       </w:r>
     </w:p>
     <w:p>
@@ -11263,7 +11270,7 @@
         <w:t xml:space="preserve"> </w:t>
       </w:r>
       <w:r>
-        <w:t xml:space="preserve">is what adapts at the population-fitness level. Arm D populations evolved production bias, perception attention, and gating that exploit a steady emission stream — and they reached fitness within bootstrap noise of populations evolving around uniform noise at the same cadence (arm G), scrambled LLM emissions (E), or replay-randomized LLM emissions (F). All four reach the same fitness asymptote.</w:t>
+        <w:t xml:space="preserve">is what adapts at the population-fitness level. Arm D populations evolved production bias, perception attention, and gating that exploit a steady emission stream — and they reached fitness within bootstrap noise of populations evolving around uniform noise at approximately matched cadence (arm G; G’s per-creature-per-tick rate is ~22% above D, so cadence is targeted rather than perfectly matched), scrambled LLM emissions (E), or replay-randomized LLM emissions (F). All four reach the same fitness asymptote.</w:t>
       </w:r>
       <w:r>
         <w:t xml:space="preserve"> </w:t>
@@ -11273,7 +11280,7 @@
           <w:b/>
           <w:bCs/>
         </w:rPr>
-        <w:t xml:space="preserve">At the population-fitness level, the interface dominates and the model upstream is not measurably distinguishable from a matched-cadence noise generator</w:t>
+        <w:t xml:space="preserve">At the population-fitness level, the model upstream is not measurably distinguishable from an approximately cadence-matched noise generator</w:t>
       </w:r>
       <w:r>
         <w:t xml:space="preserve"> </w:t>
@@ -11592,20 +11599,7 @@
         <w:pStyle w:val="FirstParagraph"/>
       </w:pPr>
       <w:r>
-        <w:t xml:space="preserve">Only one ordering feature is robust under the paired-seed bootstrap:</w:t>
-      </w:r>
-      <w:r>
-        <w:t xml:space="preserve"> </w:t>
-      </w:r>
-      <w:r>
-        <w:rPr>
-          <w:b/>
-          <w:bCs/>
-        </w:rPr>
-        <w:t xml:space="preserve">C &lt; everything-else</w:t>
-      </w:r>
-      <w:r>
-        <w:t xml:space="preserve">. The C-vs-others contrasts are positive in direction (P ≈ 65–75%, d ≈ 0.11) but only marginally cross conventional significance thresholds at n=20 seeds. None of the LLM-vs-control pairwise comparisons (D &gt; B, D &gt; E, D &gt; F, D &gt; G) cross 95% under the paired-seed design; all sit at small Cohen’s d (≤ 0.10) with CIs straddling zero. We do not claim a positive substrate-evolution effect from these data. The</w:t>
+        <w:t xml:space="preserve">No pairwise contrast crosses 95% in the predicted direction under the paired-seed bootstrap. The C-vs-emission contrasts (D &gt; C, G &gt; C) are positive in direction (P ≈ 65–75%, d ≈ 0.11) but underpowered at n=20 — we cannot claim C-vs-emission as load-bearing. None of the LLM-vs-control pairwise comparisons (D &gt; B, D &gt; E, D &gt; F, D &gt; G) cross 95%; all sit at small Cohen’s d (≤ 0.10) with CIs straddling zero. We do not claim a positive substrate-evolution effect from these data. The</w:t>
       </w:r>
       <w:r>
         <w:t xml:space="preserve"> </w:t>
@@ -11621,7 +11615,23 @@
         <w:t xml:space="preserve"> </w:t>
       </w:r>
       <w:r>
-        <w:t xml:space="preserve">— A ≈ B (top), D ≈ E ≈ F ≈ G clustered ~8% below, C clearly worst — is internally consistent with a single-mechanism story (any persistent emission stream helps fitness, source identity does not matter, no emission stream hurts), and an evolvable substrate plus content-bearing emissions (D) does not measurably exceed an evolvable substrate plus pure noise (G) or a frozen substrate plus LLM (B). The hypothesized D-wins ordering does not appear; the data support a more modest cadence-only effect rather than a substrate-evolution effect.</w:t>
+        <w:t xml:space="preserve">— A ≈ B (top), D ≈ E ≈ F ≈ G clustered ~8% below, C descriptively lowest — is consistent with a story in which emission</w:t>
+      </w:r>
+      <w:r>
+        <w:t xml:space="preserve"> </w:t>
+      </w:r>
+      <w:r>
+        <w:rPr>
+          <w:i/>
+          <w:iCs/>
+        </w:rPr>
+        <w:t xml:space="preserve">content</w:t>
+      </w:r>
+      <w:r>
+        <w:t xml:space="preserve"> </w:t>
+      </w:r>
+      <w:r>
+        <w:t xml:space="preserve">does not differentiate fitness among the emission-bearing arms and an evolvable substrate around content-bearing emissions (D) does not measurably exceed an evolvable substrate around pure noise (G) or a frozen substrate plus LLM (B). The hypothesized D-wins ordering does not appear.</w:t>
       </w:r>
     </w:p>
     <w:bookmarkEnd w:id="64"/>
